--- a/Documents/Info pages/SSM-info.docx
+++ b/Documents/Info pages/SSM-info.docx
@@ -107,7 +107,7 @@
     </w:p>
     <w:p>
       <w:pPr>
-        <w:spacing w:after="120" w:line="276" w:lineRule="auto"/>
+        <w:spacing w:before="240" w:after="120" w:line="276" w:lineRule="auto"/>
         <w:rPr>
           <w:rFonts w:ascii="Calibri" w:hAnsi="Calibri" w:cs="Calibri"/>
           <w:b/>
@@ -253,7 +253,7 @@
     </w:p>
     <w:p>
       <w:pPr>
-        <w:spacing w:after="120" w:line="276" w:lineRule="auto"/>
+        <w:spacing w:before="240" w:after="120" w:line="276" w:lineRule="auto"/>
         <w:rPr>
           <w:rFonts w:ascii="Calibri" w:hAnsi="Calibri" w:cs="Calibri"/>
           <w:b/>
@@ -1998,6 +1998,7 @@
   <w:style w:type="character" w:default="1" w:styleId="DefaultParagraphFont">
     <w:name w:val="Default Paragraph Font"/>
     <w:uiPriority w:val="1"/>
+    <w:semiHidden/>
     <w:unhideWhenUsed/>
   </w:style>
   <w:style w:type="table" w:default="1" w:styleId="TableNormal">
